--- a/exports/diagrams/BeModelMedicationPrescription-fr.docx
+++ b/exports/diagrams/BeModelMedicationPrescription-fr.docx
@@ -214,7 +214,7 @@
       <w:r>
         <w:drawing>
           <wp:inline xmlns:a="http://schemas.openxmlformats.org/drawingml/2006/main" xmlns:pic="http://schemas.openxmlformats.org/drawingml/2006/picture">
-            <wp:extent cx="5760720" cy="519888"/>
+            <wp:extent cx="5760720" cy="8190135"/>
             <wp:docPr id="1" name="Picture 1"/>
             <wp:cNvGraphicFramePr>
               <a:graphicFrameLocks noChangeAspect="1"/>
@@ -235,7 +235,7 @@
                   <pic:spPr>
                     <a:xfrm>
                       <a:off x="0" y="0"/>
-                      <a:ext cx="5760720" cy="519888"/>
+                      <a:ext cx="5760720" cy="8190135"/>
                     </a:xfrm>
                     <a:prstGeom prst="rect"/>
                   </pic:spPr>

--- a/exports/diagrams/BeModelMedicationPrescription-fr.docx
+++ b/exports/diagrams/BeModelMedicationPrescription-fr.docx
@@ -214,7 +214,7 @@
       <w:r>
         <w:drawing>
           <wp:inline xmlns:a="http://schemas.openxmlformats.org/drawingml/2006/main" xmlns:pic="http://schemas.openxmlformats.org/drawingml/2006/picture">
-            <wp:extent cx="5760720" cy="8190135"/>
+            <wp:extent cx="5273947" cy="7498080"/>
             <wp:docPr id="1" name="Picture 1"/>
             <wp:cNvGraphicFramePr>
               <a:graphicFrameLocks noChangeAspect="1"/>
@@ -235,7 +235,7 @@
                   <pic:spPr>
                     <a:xfrm>
                       <a:off x="0" y="0"/>
-                      <a:ext cx="5760720" cy="8190135"/>
+                      <a:ext cx="5273947" cy="7498080"/>
                     </a:xfrm>
                     <a:prstGeom prst="rect"/>
                   </pic:spPr>
